--- a/episodes/The_Dark_Rise_Episode_73.docx
+++ b/episodes/The_Dark_Rise_Episode_73.docx
@@ -154,20 +154,7 @@
     </w:p>
     <w:p>
       <w:pPr>
-        <w:spacing w:after="0" w:line="360"/>
-      </w:pPr>
-      <w:r>
-        <w:rPr>
-          <w:rFonts w:ascii="Georgia" w:hAnsi="Georgia" w:cs="Georgia"/>
-          <w:sz w:val="24"/>
-          <w:szCs w:val="24"/>
-        </w:rPr>
-        <w:t xml:space="preserve"/>
-      </w:r>
-    </w:p>
-    <w:p>
-      <w:pPr>
-        <w:spacing w:after="60" w:line="360"/>
+        <w:spacing w:after="60" w:line="360" w:before="480"/>
         <w:ind w:firstLine="360"/>
       </w:pPr>
       <w:r>
@@ -251,20 +238,7 @@
     </w:p>
     <w:p>
       <w:pPr>
-        <w:spacing w:after="0" w:line="360"/>
-      </w:pPr>
-      <w:r>
-        <w:rPr>
-          <w:rFonts w:ascii="Georgia" w:hAnsi="Georgia" w:cs="Georgia"/>
-          <w:sz w:val="24"/>
-          <w:szCs w:val="24"/>
-        </w:rPr>
-        <w:t xml:space="preserve"/>
-      </w:r>
-    </w:p>
-    <w:p>
-      <w:pPr>
-        <w:spacing w:after="60" w:line="360"/>
+        <w:spacing w:after="60" w:line="360" w:before="480"/>
         <w:ind w:firstLine="360"/>
       </w:pPr>
       <w:r>

--- a/episodes/The_Dark_Rise_Episode_73.docx
+++ b/episodes/The_Dark_Rise_Episode_73.docx
@@ -247,7 +247,7 @@
           <w:sz w:val="24"/>
           <w:szCs w:val="24"/>
         </w:rPr>
-        <w:t xml:space="preserve">That evening, alone in the hut he had left a moon before, Osadebe stared at a fresh sheet of paper for a long while before setting down a single line: a full account follows. He did not yet have the words for what would need to fill the space beneath it, only the certain knowledge that whatever he wrote next would need to travel faster and land harder than anything he had carried to Udo before.</w:t>
+        <w:t xml:space="preserve">That evening, alone in the hut he had left a moon before, Osadebe stared at a fresh sheet of paper for a long while before setting down a single line: a full account follows. He did not yet have the words for what would need to fill the space beneath it, only the certain knowledge that whatever he wrote next would need to travel faster and land harder than anything he had carried to Udo before. Twice he lifted the pen, and twice he set it down again, listening to the ordinary night sounds of a village that did not know how close it had come.</w:t>
       </w:r>
     </w:p>
     <w:p>
